--- a/workbook/05 bjtsAc/bjtAcBlank.docx
+++ b/workbook/05 bjtsAc/bjtAcBlank.docx
@@ -1,6 +1,6 @@
 
 <file path=word/document.xml><?xml version="1.0" encoding="utf-8"?>
-<w:document xmlns:wpc="http://schemas.microsoft.com/office/word/2010/wordprocessingCanvas" xmlns:cx="http://schemas.microsoft.com/office/drawing/2014/chartex" xmlns:cx1="http://schemas.microsoft.com/office/drawing/2015/9/8/chartex" xmlns:cx2="http://schemas.microsoft.com/office/drawing/2015/10/21/chartex" xmlns:cx3="http://schemas.microsoft.com/office/drawing/2016/5/9/chartex" xmlns:cx4="http://schemas.microsoft.com/office/drawing/2016/5/10/chartex" xmlns:cx5="http://schemas.microsoft.com/office/drawing/2016/5/11/chartex" xmlns:cx6="http://schemas.microsoft.com/office/drawing/2016/5/12/chartex" xmlns:cx7="http://schemas.microsoft.com/office/drawing/2016/5/13/chartex" xmlns:cx8="http://schemas.microsoft.com/office/drawing/2016/5/14/chartex" xmlns:mc="http://schemas.openxmlformats.org/markup-compatibility/2006" xmlns:aink="http://schemas.microsoft.com/office/drawing/2016/ink" xmlns:am3d="http://schemas.microsoft.com/office/drawing/2017/model3d" xmlns:o="urn:schemas-microsoft-com:office:office" xmlns:oel="http://schemas.microsoft.com/office/2019/extlst" xmlns:r="http://schemas.openxmlformats.org/officeDocument/2006/relationships" xmlns:m="http://schemas.openxmlformats.org/officeDocument/2006/math" xmlns:v="urn:schemas-microsoft-com:vml" xmlns:wp14="http://schemas.microsoft.com/office/word/2010/wordprocessingDrawing" xmlns:wp="http://schemas.openxmlformats.org/drawingml/2006/wordprocessingDrawing" xmlns:w10="urn:schemas-microsoft-com:office:word" xmlns:w="http://schemas.openxmlformats.org/wordprocessingml/2006/main" xmlns:w14="http://schemas.microsoft.com/office/word/2010/wordml" xmlns:w15="http://schemas.microsoft.com/office/word/2012/wordml" xmlns:w16cei="http://schemas.microsoft.com/office/word/2026/wordml/cei" xmlns:w16cex="http://schemas.microsoft.com/office/word/2018/wordml/cex" xmlns:w16cid="http://schemas.microsoft.com/office/word/2016/wordml/cid" xmlns:w16="http://schemas.microsoft.com/office/word/2018/wordml" xmlns:w16du="http://schemas.microsoft.com/office/word/2023/wordml/word16du" xmlns:w16sdtdh="http://schemas.microsoft.com/office/word/2020/wordml/sdtdatahash" xmlns:w16sdtfl="http://schemas.microsoft.com/office/word/2024/wordml/sdtformatlock" xmlns:w16se="http://schemas.microsoft.com/office/word/2015/wordml/symex" xmlns:wpg="http://schemas.microsoft.com/office/word/2010/wordprocessingGroup" xmlns:wpi="http://schemas.microsoft.com/office/word/2010/wordprocessingInk" xmlns:wne="http://schemas.microsoft.com/office/word/2006/wordml" xmlns:wps="http://schemas.microsoft.com/office/word/2010/wordprocessingShape" mc:Ignorable="w14 w15 w16se w16cid w16 w16cex w16sdtdh w16sdtfl w16du wp14">
+<w:document xmlns:wpc="http://schemas.microsoft.com/office/word/2010/wordprocessingCanvas" xmlns:cx="http://schemas.microsoft.com/office/drawing/2014/chartex" xmlns:cx1="http://schemas.microsoft.com/office/drawing/2015/9/8/chartex" xmlns:cx2="http://schemas.microsoft.com/office/drawing/2015/10/21/chartex" xmlns:cx3="http://schemas.microsoft.com/office/drawing/2016/5/9/chartex" xmlns:cx4="http://schemas.microsoft.com/office/drawing/2016/5/10/chartex" xmlns:cx5="http://schemas.microsoft.com/office/drawing/2016/5/11/chartex" xmlns:cx6="http://schemas.microsoft.com/office/drawing/2016/5/12/chartex" xmlns:cx7="http://schemas.microsoft.com/office/drawing/2016/5/13/chartex" xmlns:cx8="http://schemas.microsoft.com/office/drawing/2016/5/14/chartex" xmlns:mc="http://schemas.openxmlformats.org/markup-compatibility/2006" xmlns:aink="http://schemas.microsoft.com/office/drawing/2016/ink" xmlns:am3d="http://schemas.microsoft.com/office/drawing/2017/model3d" xmlns:o="urn:schemas-microsoft-com:office:office" xmlns:oel="http://schemas.microsoft.com/office/2019/extlst" xmlns:r="http://schemas.openxmlformats.org/officeDocument/2006/relationships" xmlns:m="http://schemas.openxmlformats.org/officeDocument/2006/math" xmlns:v="urn:schemas-microsoft-com:vml" xmlns:wp14="http://schemas.microsoft.com/office/word/2010/wordprocessingDrawing" xmlns:wp="http://schemas.openxmlformats.org/drawingml/2006/wordprocessingDrawing" xmlns:w10="urn:schemas-microsoft-com:office:word" xmlns:w="http://schemas.openxmlformats.org/wordprocessingml/2006/main" xmlns:w14="http://schemas.microsoft.com/office/word/2010/wordml" xmlns:w15="http://schemas.microsoft.com/office/word/2012/wordml" xmlns:w16cex="http://schemas.microsoft.com/office/word/2018/wordml/cex" xmlns:w16cid="http://schemas.microsoft.com/office/word/2016/wordml/cid" xmlns:w16="http://schemas.microsoft.com/office/word/2018/wordml" xmlns:w16du="http://schemas.microsoft.com/office/word/2023/wordml/word16du" xmlns:w16sdtdh="http://schemas.microsoft.com/office/word/2020/wordml/sdtdatahash" xmlns:w16sdtfl="http://schemas.microsoft.com/office/word/2024/wordml/sdtformatlock" xmlns:w16se="http://schemas.microsoft.com/office/word/2015/wordml/symex" xmlns:wpg="http://schemas.microsoft.com/office/word/2010/wordprocessingGroup" xmlns:wpi="http://schemas.microsoft.com/office/word/2010/wordprocessingInk" xmlns:wne="http://schemas.microsoft.com/office/word/2006/wordml" xmlns:wps="http://schemas.microsoft.com/office/word/2010/wordprocessingShape" mc:Ignorable="w14 w15 w16se w16cid w16 w16cex w16sdtdh w16sdtfl w16du wp14">
   <w:body>
     <w:p>
       <w:pPr>
@@ -52,7 +52,11 @@
         <w:t>C</w:t>
       </w:r>
       <w:r>
-        <w:t xml:space="preserve"> and V</w:t>
+        <w:t xml:space="preserve"> and </w:t>
+      </w:r>
+      <w:proofErr w:type="spellStart"/>
+      <w:r>
+        <w:t>V</w:t>
       </w:r>
       <w:r>
         <w:rPr>
@@ -60,6 +64,7 @@
         </w:rPr>
         <w:t>out</w:t>
       </w:r>
+      <w:proofErr w:type="spellEnd"/>
       <w:r>
         <w:t xml:space="preserve"> columns enter the DC collector current and DC output voltage respectively.  </w:t>
       </w:r>
@@ -73,7 +78,15 @@
         </w:numPr>
       </w:pPr>
       <w:r>
-        <w:t xml:space="preserve">In the other columns, enter the small signal values.  </w:t>
+        <w:t xml:space="preserve">In the other columns, </w:t>
+      </w:r>
+      <w:proofErr w:type="gramStart"/>
+      <w:r>
+        <w:t>enter the small signal values</w:t>
+      </w:r>
+      <w:proofErr w:type="gramEnd"/>
+      <w:r>
+        <w:t xml:space="preserve">.  </w:t>
       </w:r>
     </w:p>
     <w:p>
@@ -629,7 +642,11 @@
         <w:t>C</w:t>
       </w:r>
       <w:r>
-        <w:t xml:space="preserve"> and V</w:t>
+        <w:t xml:space="preserve"> and </w:t>
+      </w:r>
+      <w:proofErr w:type="spellStart"/>
+      <w:r>
+        <w:t>V</w:t>
       </w:r>
       <w:r>
         <w:rPr>
@@ -637,6 +654,7 @@
         </w:rPr>
         <w:t>out</w:t>
       </w:r>
+      <w:proofErr w:type="spellEnd"/>
       <w:r>
         <w:t xml:space="preserve"> columns enter the DC collector current and DC output voltage respectively.  </w:t>
       </w:r>
@@ -650,7 +668,15 @@
         </w:numPr>
       </w:pPr>
       <w:r>
-        <w:t xml:space="preserve">In the other columns, enter the small signal values.  </w:t>
+        <w:t xml:space="preserve">In the other columns, </w:t>
+      </w:r>
+      <w:proofErr w:type="gramStart"/>
+      <w:r>
+        <w:t>enter the small signal values</w:t>
+      </w:r>
+      <w:proofErr w:type="gramEnd"/>
+      <w:r>
+        <w:t xml:space="preserve">.  </w:t>
       </w:r>
     </w:p>
     <w:p>
@@ -713,10 +739,10 @@
           <w:noProof/>
         </w:rPr>
         <w:drawing>
-          <wp:inline distT="0" distB="0" distL="0" distR="0" wp14:anchorId="10AE5921" wp14:editId="0B9E0A5A">
-            <wp:extent cx="5584371" cy="5444225"/>
-            <wp:effectExtent l="0" t="0" r="0" b="4445"/>
-            <wp:docPr id="1134802168" name="Picture 1"/>
+          <wp:inline distT="0" distB="0" distL="0" distR="0" wp14:anchorId="3EA81A8E" wp14:editId="7FB64A9E">
+            <wp:extent cx="5486400" cy="5345723"/>
+            <wp:effectExtent l="0" t="0" r="0" b="7620"/>
+            <wp:docPr id="891368042" name="Picture 10"/>
             <wp:cNvGraphicFramePr>
               <a:graphicFrameLocks xmlns:a="http://schemas.openxmlformats.org/drawingml/2006/main" noChangeAspect="1"/>
             </wp:cNvGraphicFramePr>
@@ -724,8 +750,10 @@
               <a:graphicData uri="http://schemas.openxmlformats.org/drawingml/2006/picture">
                 <pic:pic xmlns:pic="http://schemas.openxmlformats.org/drawingml/2006/picture">
                   <pic:nvPicPr>
-                    <pic:cNvPr id="1134802168" name="Picture 1134802168"/>
-                    <pic:cNvPicPr/>
+                    <pic:cNvPr id="0" name="Picture 3"/>
+                    <pic:cNvPicPr>
+                      <a:picLocks noChangeAspect="1" noChangeArrowheads="1"/>
+                    </pic:cNvPicPr>
                   </pic:nvPicPr>
                   <pic:blipFill>
                     <a:blip r:embed="rId9">
@@ -735,18 +763,23 @@
                         </a:ext>
                       </a:extLst>
                     </a:blip>
+                    <a:srcRect/>
                     <a:stretch>
                       <a:fillRect/>
                     </a:stretch>
                   </pic:blipFill>
-                  <pic:spPr>
+                  <pic:spPr bwMode="auto">
                     <a:xfrm>
                       <a:off x="0" y="0"/>
-                      <a:ext cx="5598400" cy="5457902"/>
+                      <a:ext cx="5486400" cy="5345723"/>
                     </a:xfrm>
                     <a:prstGeom prst="rect">
                       <a:avLst/>
                     </a:prstGeom>
+                    <a:noFill/>
+                    <a:ln>
+                      <a:noFill/>
+                    </a:ln>
                   </pic:spPr>
                 </pic:pic>
               </a:graphicData>
@@ -1314,7 +1347,7 @@
               </wp:anchor>
             </w:drawing>
           </mc:Choice>
-          <mc:Fallback>
+          <mc:Fallback xmlns:w16cei="http://schemas.microsoft.com/office/word/2026/wordml/cei">
             <w:pict>
               <v:shapetype w14:anchorId="3B3782E9" id="_x0000_t202" coordsize="21600,21600" o:spt="202" path="m,l,21600r21600,l21600,xe">
                 <v:stroke joinstyle="miter"/>
@@ -1437,7 +1470,7 @@
               </wp:anchor>
             </w:drawing>
           </mc:Choice>
-          <mc:Fallback>
+          <mc:Fallback xmlns:w16cei="http://schemas.microsoft.com/office/word/2026/wordml/cei">
             <w:pict>
               <v:shape w14:anchorId="0B1DA157" id="_x0000_s1027" type="#_x0000_t202" style="position:absolute;margin-left:30.45pt;margin-top:20.6pt;width:425.15pt;height:28.3pt;z-index:251683840;visibility:visible;mso-wrap-style:square;mso-width-percent:0;mso-height-percent:0;mso-wrap-distance-left:9pt;mso-wrap-distance-top:3.6pt;mso-wrap-distance-right:9pt;mso-wrap-distance-bottom:3.6pt;mso-position-horizontal:absolute;mso-position-horizontal-relative:text;mso-position-vertical:absolute;mso-position-vertical-relative:text;mso-width-percent:0;mso-height-percent:0;mso-width-relative:margin;mso-height-relative:margin;v-text-anchor:top" o:gfxdata="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">
                 <v:textbox>
@@ -1564,7 +1597,7 @@
               </wp:anchor>
             </w:drawing>
           </mc:Choice>
-          <mc:Fallback>
+          <mc:Fallback xmlns:w16cei="http://schemas.microsoft.com/office/word/2026/wordml/cei">
             <w:pict>
               <v:shape w14:anchorId="01ABA5DF" id="_x0000_s1028" type="#_x0000_t202" style="position:absolute;margin-left:30.4pt;margin-top:21.4pt;width:425.15pt;height:42.5pt;z-index:251684864;visibility:visible;mso-wrap-style:square;mso-width-percent:0;mso-height-percent:0;mso-wrap-distance-left:9pt;mso-wrap-distance-top:3.6pt;mso-wrap-distance-right:9pt;mso-wrap-distance-bottom:3.6pt;mso-position-horizontal:absolute;mso-position-horizontal-relative:text;mso-position-vertical:absolute;mso-position-vertical-relative:text;mso-width-percent:0;mso-height-percent:0;mso-width-relative:margin;mso-height-relative:margin;v-text-anchor:top" o:gfxdata="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">
                 <v:textbox>
@@ -1702,7 +1735,7 @@
               </wp:anchor>
             </w:drawing>
           </mc:Choice>
-          <mc:Fallback>
+          <mc:Fallback xmlns:w16cei="http://schemas.microsoft.com/office/word/2026/wordml/cei">
             <w:pict>
               <v:shape w14:anchorId="745A9D91" id="_x0000_s1029" type="#_x0000_t202" style="position:absolute;margin-left:30.75pt;margin-top:1.7pt;width:425.15pt;height:163.5pt;z-index:251686912;visibility:visible;mso-wrap-style:square;mso-width-percent:0;mso-height-percent:0;mso-wrap-distance-left:9pt;mso-wrap-distance-top:3.6pt;mso-wrap-distance-right:9pt;mso-wrap-distance-bottom:3.6pt;mso-position-horizontal:absolute;mso-position-horizontal-relative:text;mso-position-vertical:absolute;mso-position-vertical-relative:text;mso-width-percent:0;mso-height-percent:0;mso-width-relative:margin;mso-height-relative:margin;v-text-anchor:top" o:gfxdata="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">
                 <v:textbox>
@@ -1838,7 +1871,7 @@
               </wp:anchor>
             </w:drawing>
           </mc:Choice>
-          <mc:Fallback>
+          <mc:Fallback xmlns:w16cei="http://schemas.microsoft.com/office/word/2026/wordml/cei">
             <w:pict>
               <v:shape w14:anchorId="02EC3B1D" id="_x0000_s1030" type="#_x0000_t202" style="position:absolute;margin-left:31.25pt;margin-top:20.1pt;width:425.15pt;height:141.75pt;z-index:251685888;visibility:visible;mso-wrap-style:square;mso-width-percent:0;mso-height-percent:0;mso-wrap-distance-left:9pt;mso-wrap-distance-top:3.6pt;mso-wrap-distance-right:9pt;mso-wrap-distance-bottom:3.6pt;mso-position-horizontal:absolute;mso-position-horizontal-relative:text;mso-position-vertical:absolute;mso-position-vertical-relative:text;mso-width-percent:0;mso-height-percent:0;mso-width-relative:margin;mso-height-relative:margin;v-text-anchor:top" o:gfxdata="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">
                 <v:textbox>
@@ -1971,7 +2004,7 @@
               </wp:anchor>
             </w:drawing>
           </mc:Choice>
-          <mc:Fallback>
+          <mc:Fallback xmlns:w16cei="http://schemas.microsoft.com/office/word/2026/wordml/cei">
             <w:pict>
               <v:shape w14:anchorId="2DABAF50" id="_x0000_s1031" type="#_x0000_t202" style="position:absolute;left:0;text-align:left;margin-left:30.85pt;margin-top:17.4pt;width:425.15pt;height:56.55pt;z-index:251687936;visibility:visible;mso-wrap-style:square;mso-width-percent:0;mso-height-percent:0;mso-wrap-distance-left:9pt;mso-wrap-distance-top:3.6pt;mso-wrap-distance-right:9pt;mso-wrap-distance-bottom:3.6pt;mso-position-horizontal:absolute;mso-position-horizontal-relative:text;mso-position-vertical:absolute;mso-position-vertical-relative:text;mso-width-percent:0;mso-height-percent:0;mso-width-relative:margin;mso-height-relative:margin;v-text-anchor:top" o:gfxdata="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">
                 <v:textbox>
@@ -2097,7 +2130,7 @@
               </wp:anchor>
             </w:drawing>
           </mc:Choice>
-          <mc:Fallback>
+          <mc:Fallback xmlns:w16cei="http://schemas.microsoft.com/office/word/2026/wordml/cei">
             <w:pict>
               <v:shape w14:anchorId="4CEAB7C4" id="_x0000_s1032" type="#_x0000_t202" style="position:absolute;left:0;text-align:left;margin-left:28.5pt;margin-top:.4pt;width:425.15pt;height:141.75pt;z-index:251688960;visibility:visible;mso-wrap-style:square;mso-width-percent:0;mso-height-percent:0;mso-wrap-distance-left:9pt;mso-wrap-distance-top:3.6pt;mso-wrap-distance-right:9pt;mso-wrap-distance-bottom:3.6pt;mso-position-horizontal:absolute;mso-position-horizontal-relative:text;mso-position-vertical:absolute;mso-position-vertical-relative:text;mso-width-percent:0;mso-height-percent:0;mso-width-relative:margin;mso-height-relative:margin;v-text-anchor:top" o:gfxdata="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">
                 <v:textbox>
@@ -2223,13 +2256,39 @@
         <w:rPr>
           <w:rFonts w:cstheme="minorHAnsi"/>
         </w:rPr>
-        <w:t xml:space="preserve">amplifier where your DC analysis of the circuit shows that Vout sits at 5V.  Your AC analysis shows that your circuit has a </w:t>
-      </w:r>
+        <w:t xml:space="preserve">amplifier where your DC analysis of the circuit shows that </w:t>
+      </w:r>
+      <w:proofErr w:type="spellStart"/>
       <w:r>
         <w:rPr>
           <w:rFonts w:cstheme="minorHAnsi"/>
         </w:rPr>
-        <w:t>gain of -2.  Given the input waveform shown, draw the output</w:t>
+        <w:t>Vout</w:t>
+      </w:r>
+      <w:proofErr w:type="spellEnd"/>
+      <w:r>
+        <w:rPr>
+          <w:rFonts w:cstheme="minorHAnsi"/>
+        </w:rPr>
+        <w:t xml:space="preserve"> sits at 5V.  Your AC analysis shows that your circuit has a </w:t>
+      </w:r>
+      <w:r>
+        <w:rPr>
+          <w:rFonts w:cstheme="minorHAnsi"/>
+        </w:rPr>
+        <w:t>gain of -2.  Given the input waveform shown</w:t>
+      </w:r>
+      <w:r>
+        <w:rPr>
+          <w:rFonts w:cstheme="minorHAnsi"/>
+        </w:rPr>
+        <w:t xml:space="preserve"> (2V peak to peak)</w:t>
+      </w:r>
+      <w:r>
+        <w:rPr>
+          <w:rFonts w:cstheme="minorHAnsi"/>
+        </w:rPr>
+        <w:t>, draw the output</w:t>
       </w:r>
       <w:r>
         <w:rPr>
@@ -2251,10 +2310,10 @@
           <w:noProof/>
         </w:rPr>
         <w:drawing>
-          <wp:inline distT="0" distB="0" distL="0" distR="0" wp14:anchorId="75708DF5" wp14:editId="7A02E0EB">
-            <wp:extent cx="3600096" cy="2880000"/>
-            <wp:effectExtent l="0" t="0" r="635" b="0"/>
-            <wp:docPr id="1622644604" name="Picture 8"/>
+          <wp:inline distT="0" distB="0" distL="0" distR="0" wp14:anchorId="33D14F99" wp14:editId="5CBFDE43">
+            <wp:extent cx="4921493" cy="2926080"/>
+            <wp:effectExtent l="0" t="0" r="0" b="7620"/>
+            <wp:docPr id="1865453518" name="Picture 8"/>
             <wp:cNvGraphicFramePr>
               <a:graphicFrameLocks xmlns:a="http://schemas.openxmlformats.org/drawingml/2006/main" noChangeAspect="1"/>
             </wp:cNvGraphicFramePr>
@@ -2262,8 +2321,10 @@
               <a:graphicData uri="http://schemas.openxmlformats.org/drawingml/2006/picture">
                 <pic:pic xmlns:pic="http://schemas.openxmlformats.org/drawingml/2006/picture">
                   <pic:nvPicPr>
-                    <pic:cNvPr id="1622644604" name="Picture 1622644604"/>
-                    <pic:cNvPicPr/>
+                    <pic:cNvPr id="0" name="Picture 1"/>
+                    <pic:cNvPicPr>
+                      <a:picLocks noChangeAspect="1" noChangeArrowheads="1"/>
+                    </pic:cNvPicPr>
                   </pic:nvPicPr>
                   <pic:blipFill>
                     <a:blip r:embed="rId11" cstate="print">
@@ -2273,18 +2334,23 @@
                         </a:ext>
                       </a:extLst>
                     </a:blip>
+                    <a:srcRect/>
                     <a:stretch>
                       <a:fillRect/>
                     </a:stretch>
                   </pic:blipFill>
-                  <pic:spPr>
+                  <pic:spPr bwMode="auto">
                     <a:xfrm>
                       <a:off x="0" y="0"/>
-                      <a:ext cx="3600096" cy="2880000"/>
+                      <a:ext cx="4921493" cy="2926080"/>
                     </a:xfrm>
                     <a:prstGeom prst="rect">
                       <a:avLst/>
                     </a:prstGeom>
+                    <a:noFill/>
+                    <a:ln>
+                      <a:noFill/>
+                    </a:ln>
                   </pic:spPr>
                 </pic:pic>
               </a:graphicData>
@@ -2323,12 +2389,26 @@
         <w:rPr>
           <w:rFonts w:cstheme="minorHAnsi"/>
         </w:rPr>
-        <w:t xml:space="preserve">amplifier where your DC analysis of the circuit shows that Vout sits at 5V.  Your AC analysis shows that your circuit has a </w:t>
-      </w:r>
+        <w:t xml:space="preserve">amplifier where your DC analysis of the circuit shows that </w:t>
+      </w:r>
+      <w:proofErr w:type="spellStart"/>
       <w:r>
         <w:rPr>
           <w:rFonts w:cstheme="minorHAnsi"/>
         </w:rPr>
+        <w:t>Vout</w:t>
+      </w:r>
+      <w:proofErr w:type="spellEnd"/>
+      <w:r>
+        <w:rPr>
+          <w:rFonts w:cstheme="minorHAnsi"/>
+        </w:rPr>
+        <w:t xml:space="preserve"> sits at 5V.  Your AC analysis shows that your circuit has a </w:t>
+      </w:r>
+      <w:r>
+        <w:rPr>
+          <w:rFonts w:cstheme="minorHAnsi"/>
+        </w:rPr>
         <w:t xml:space="preserve">gain of </w:t>
       </w:r>
       <w:r>
@@ -2341,7 +2421,25 @@
         <w:rPr>
           <w:rFonts w:cstheme="minorHAnsi"/>
         </w:rPr>
-        <w:t>.  Given the input waveform shown, draw the output</w:t>
+        <w:t>.  Given the input waveform shown</w:t>
+      </w:r>
+      <w:r>
+        <w:rPr>
+          <w:rFonts w:cstheme="minorHAnsi"/>
+        </w:rPr>
+        <w:t xml:space="preserve"> </w:t>
+      </w:r>
+      <w:r>
+        <w:rPr>
+          <w:rFonts w:cstheme="minorHAnsi"/>
+        </w:rPr>
+        <w:t>(2V peak to peak)</w:t>
+      </w:r>
+      <w:r>
+        <w:rPr>
+          <w:rFonts w:cstheme="minorHAnsi"/>
+        </w:rPr>
+        <w:t>, draw the output</w:t>
       </w:r>
       <w:r>
         <w:rPr>
@@ -2363,10 +2461,10 @@
           <w:noProof/>
         </w:rPr>
         <w:drawing>
-          <wp:inline distT="0" distB="0" distL="0" distR="0" wp14:anchorId="2EE3D9D6" wp14:editId="7628BE68">
-            <wp:extent cx="3600096" cy="2880000"/>
-            <wp:effectExtent l="0" t="0" r="635" b="0"/>
-            <wp:docPr id="1356589876" name="Picture 8"/>
+          <wp:inline distT="0" distB="0" distL="0" distR="0" wp14:anchorId="0866A27A" wp14:editId="08A92A13">
+            <wp:extent cx="4921493" cy="2926080"/>
+            <wp:effectExtent l="0" t="0" r="0" b="7620"/>
+            <wp:docPr id="630372775" name="Picture 9"/>
             <wp:cNvGraphicFramePr>
               <a:graphicFrameLocks xmlns:a="http://schemas.openxmlformats.org/drawingml/2006/main" noChangeAspect="1"/>
             </wp:cNvGraphicFramePr>
@@ -2374,8 +2472,10 @@
               <a:graphicData uri="http://schemas.openxmlformats.org/drawingml/2006/picture">
                 <pic:pic xmlns:pic="http://schemas.openxmlformats.org/drawingml/2006/picture">
                   <pic:nvPicPr>
-                    <pic:cNvPr id="1622644604" name="Picture 1622644604"/>
-                    <pic:cNvPicPr/>
+                    <pic:cNvPr id="0" name="Picture 2"/>
+                    <pic:cNvPicPr>
+                      <a:picLocks noChangeAspect="1" noChangeArrowheads="1"/>
+                    </pic:cNvPicPr>
                   </pic:nvPicPr>
                   <pic:blipFill>
                     <a:blip r:embed="rId11" cstate="print">
@@ -2385,18 +2485,23 @@
                         </a:ext>
                       </a:extLst>
                     </a:blip>
+                    <a:srcRect/>
                     <a:stretch>
                       <a:fillRect/>
                     </a:stretch>
                   </pic:blipFill>
-                  <pic:spPr>
+                  <pic:spPr bwMode="auto">
                     <a:xfrm>
                       <a:off x="0" y="0"/>
-                      <a:ext cx="3600096" cy="2880000"/>
+                      <a:ext cx="4921493" cy="2926080"/>
                     </a:xfrm>
                     <a:prstGeom prst="rect">
                       <a:avLst/>
                     </a:prstGeom>
+                    <a:noFill/>
+                    <a:ln>
+                      <a:noFill/>
+                    </a:ln>
                   </pic:spPr>
                 </pic:pic>
               </a:graphicData>
@@ -2451,7 +2556,28 @@
         <w:rPr>
           <w:rFonts w:cstheme="minorHAnsi"/>
         </w:rPr>
-        <w:t>The schematic below is an amplifier that uses a feedback topology to secure high fidelity audio reproduction.  At its core, this amplifier is very much like an opamp with the V</w:t>
+        <w:t xml:space="preserve">The schematic below is an amplifier that uses a feedback topology to secure high fidelity audio reproduction.  At its core, this amplifier is very much like an </w:t>
+      </w:r>
+      <w:proofErr w:type="spellStart"/>
+      <w:r>
+        <w:rPr>
+          <w:rFonts w:cstheme="minorHAnsi"/>
+        </w:rPr>
+        <w:t>opamp</w:t>
+      </w:r>
+      <w:proofErr w:type="spellEnd"/>
+      <w:r>
+        <w:rPr>
+          <w:rFonts w:cstheme="minorHAnsi"/>
+        </w:rPr>
+        <w:t xml:space="preserve"> with the </w:t>
+      </w:r>
+      <w:proofErr w:type="spellStart"/>
+      <w:r>
+        <w:rPr>
+          <w:rFonts w:cstheme="minorHAnsi"/>
+        </w:rPr>
+        <w:t>V</w:t>
       </w:r>
       <w:r>
         <w:rPr>
@@ -2460,11 +2586,19 @@
         </w:rPr>
         <w:t>p</w:t>
       </w:r>
+      <w:proofErr w:type="spellEnd"/>
       <w:r>
         <w:rPr>
           <w:rFonts w:cstheme="minorHAnsi"/>
         </w:rPr>
-        <w:t xml:space="preserve"> and V</w:t>
+        <w:t xml:space="preserve"> and </w:t>
+      </w:r>
+      <w:proofErr w:type="spellStart"/>
+      <w:r>
+        <w:rPr>
+          <w:rFonts w:cstheme="minorHAnsi"/>
+        </w:rPr>
+        <w:t>V</w:t>
       </w:r>
       <w:r>
         <w:rPr>
@@ -2473,11 +2607,19 @@
         </w:rPr>
         <w:t>m</w:t>
       </w:r>
+      <w:proofErr w:type="spellEnd"/>
       <w:r>
         <w:rPr>
           <w:rFonts w:cstheme="minorHAnsi"/>
         </w:rPr>
-        <w:t xml:space="preserve"> inputs being the non-inverting and inverting input respectively and V</w:t>
+        <w:t xml:space="preserve"> inputs being the non-inverting and inverting input respectively and </w:t>
+      </w:r>
+      <w:proofErr w:type="spellStart"/>
+      <w:r>
+        <w:rPr>
+          <w:rFonts w:cstheme="minorHAnsi"/>
+        </w:rPr>
+        <w:t>V</w:t>
       </w:r>
       <w:r>
         <w:rPr>
@@ -2486,11 +2628,26 @@
         </w:rPr>
         <w:t>out</w:t>
       </w:r>
+      <w:proofErr w:type="spellEnd"/>
       <w:r>
         <w:rPr>
           <w:rFonts w:cstheme="minorHAnsi"/>
         </w:rPr>
-        <w:t>, the opamp’s output. The circuitry in the red and orange boxes (at left) are the input and feedback respectively.</w:t>
+        <w:t xml:space="preserve">, the </w:t>
+      </w:r>
+      <w:proofErr w:type="spellStart"/>
+      <w:r>
+        <w:rPr>
+          <w:rFonts w:cstheme="minorHAnsi"/>
+        </w:rPr>
+        <w:t>opamp’s</w:t>
+      </w:r>
+      <w:proofErr w:type="spellEnd"/>
+      <w:r>
+        <w:rPr>
+          <w:rFonts w:cstheme="minorHAnsi"/>
+        </w:rPr>
+        <w:t xml:space="preserve"> output. The circuitry in the red and orange boxes (at left) are the input and feedback respectively.</w:t>
       </w:r>
     </w:p>
     <w:p>
@@ -2503,6 +2660,7 @@
       <w:r>
         <w:rPr>
           <w:rFonts w:cstheme="minorHAnsi"/>
+          <w:noProof/>
         </w:rPr>
         <w:drawing>
           <wp:inline distT="0" distB="0" distL="0" distR="0" wp14:anchorId="1C04A3D1" wp14:editId="4853C06D">
@@ -2583,7 +2741,14 @@
         <w:rPr>
           <w:rFonts w:cstheme="minorHAnsi"/>
         </w:rPr>
-        <w:t>The 1mA current sources are implemented using current sources and current mirrors that you learned about in class.  You should assume that their r</w:t>
+        <w:t xml:space="preserve">The 1mA current sources are implemented using current sources and current mirrors that you learned about in class.  You should assume that their </w:t>
+      </w:r>
+      <w:proofErr w:type="spellStart"/>
+      <w:r>
+        <w:rPr>
+          <w:rFonts w:cstheme="minorHAnsi"/>
+        </w:rPr>
+        <w:t>r</w:t>
       </w:r>
       <w:r>
         <w:rPr>
@@ -2592,6 +2757,7 @@
         </w:rPr>
         <w:t>o</w:t>
       </w:r>
+      <w:proofErr w:type="spellEnd"/>
       <w:r>
         <w:rPr>
           <w:rFonts w:cstheme="minorHAnsi"/>
@@ -2614,7 +2780,21 @@
         <w:rPr>
           <w:rFonts w:cstheme="minorHAnsi"/>
         </w:rPr>
-        <w:t>You should assume that the NPN and PNP transistors are matched because they are.  They were manufactured by TI and purchased as single lots from Digikey.</w:t>
+        <w:t xml:space="preserve">You should assume that the NPN and PNP transistors are matched because they are.  They were manufactured by TI and purchased as single lots from </w:t>
+      </w:r>
+      <w:proofErr w:type="spellStart"/>
+      <w:r>
+        <w:rPr>
+          <w:rFonts w:cstheme="minorHAnsi"/>
+        </w:rPr>
+        <w:t>Digikey</w:t>
+      </w:r>
+      <w:proofErr w:type="spellEnd"/>
+      <w:r>
+        <w:rPr>
+          <w:rFonts w:cstheme="minorHAnsi"/>
+        </w:rPr>
+        <w:t>.</w:t>
       </w:r>
     </w:p>
     <w:p>
@@ -2672,7 +2852,21 @@
         <w:rPr>
           <w:rFonts w:cstheme="minorHAnsi"/>
         </w:rPr>
-        <w:t>What does the collector current of the NPN attached to Vp depend on?</w:t>
+        <w:t xml:space="preserve">What does the collector current of the NPN attached to </w:t>
+      </w:r>
+      <w:proofErr w:type="spellStart"/>
+      <w:r>
+        <w:rPr>
+          <w:rFonts w:cstheme="minorHAnsi"/>
+        </w:rPr>
+        <w:t>Vp</w:t>
+      </w:r>
+      <w:proofErr w:type="spellEnd"/>
+      <w:r>
+        <w:rPr>
+          <w:rFonts w:cstheme="minorHAnsi"/>
+        </w:rPr>
+        <w:t xml:space="preserve"> depend on?</w:t>
       </w:r>
     </w:p>
     <w:p>
@@ -2808,7 +3002,7 @@
 </file>
 
 <file path=word/endnotes.xml><?xml version="1.0" encoding="utf-8"?>
-<w:endnotes xmlns:wpc="http://schemas.microsoft.com/office/word/2010/wordprocessingCanvas" xmlns:cx="http://schemas.microsoft.com/office/drawing/2014/chartex" xmlns:cx1="http://schemas.microsoft.com/office/drawing/2015/9/8/chartex" xmlns:cx2="http://schemas.microsoft.com/office/drawing/2015/10/21/chartex" xmlns:cx3="http://schemas.microsoft.com/office/drawing/2016/5/9/chartex" xmlns:cx4="http://schemas.microsoft.com/office/drawing/2016/5/10/chartex" xmlns:cx5="http://schemas.microsoft.com/office/drawing/2016/5/11/chartex" xmlns:cx6="http://schemas.microsoft.com/office/drawing/2016/5/12/chartex" xmlns:cx7="http://schemas.microsoft.com/office/drawing/2016/5/13/chartex" xmlns:cx8="http://schemas.microsoft.com/office/drawing/2016/5/14/chartex" xmlns:mc="http://schemas.openxmlformats.org/markup-compatibility/2006" xmlns:aink="http://schemas.microsoft.com/office/drawing/2016/ink" xmlns:am3d="http://schemas.microsoft.com/office/drawing/2017/model3d" xmlns:o="urn:schemas-microsoft-com:office:office" xmlns:oel="http://schemas.microsoft.com/office/2019/extlst" xmlns:r="http://schemas.openxmlformats.org/officeDocument/2006/relationships" xmlns:m="http://schemas.openxmlformats.org/officeDocument/2006/math" xmlns:v="urn:schemas-microsoft-com:vml" xmlns:wp14="http://schemas.microsoft.com/office/word/2010/wordprocessingDrawing" xmlns:wp="http://schemas.openxmlformats.org/drawingml/2006/wordprocessingDrawing" xmlns:w10="urn:schemas-microsoft-com:office:word" xmlns:w="http://schemas.openxmlformats.org/wordprocessingml/2006/main" xmlns:w14="http://schemas.microsoft.com/office/word/2010/wordml" xmlns:w15="http://schemas.microsoft.com/office/word/2012/wordml" xmlns:w16cei="http://schemas.microsoft.com/office/word/2026/wordml/cei" xmlns:w16cex="http://schemas.microsoft.com/office/word/2018/wordml/cex" xmlns:w16cid="http://schemas.microsoft.com/office/word/2016/wordml/cid" xmlns:w16="http://schemas.microsoft.com/office/word/2018/wordml" xmlns:w16du="http://schemas.microsoft.com/office/word/2023/wordml/word16du" xmlns:w16sdtdh="http://schemas.microsoft.com/office/word/2020/wordml/sdtdatahash" xmlns:w16sdtfl="http://schemas.microsoft.com/office/word/2024/wordml/sdtformatlock" xmlns:w16se="http://schemas.microsoft.com/office/word/2015/wordml/symex" xmlns:wpg="http://schemas.microsoft.com/office/word/2010/wordprocessingGroup" xmlns:wpi="http://schemas.microsoft.com/office/word/2010/wordprocessingInk" xmlns:wne="http://schemas.microsoft.com/office/word/2006/wordml" xmlns:wps="http://schemas.microsoft.com/office/word/2010/wordprocessingShape" mc:Ignorable="w14 w15 w16se w16cid w16 w16cex w16sdtdh w16sdtfl w16du wp14">
+<w:endnotes xmlns:wpc="http://schemas.microsoft.com/office/word/2010/wordprocessingCanvas" xmlns:cx="http://schemas.microsoft.com/office/drawing/2014/chartex" xmlns:cx1="http://schemas.microsoft.com/office/drawing/2015/9/8/chartex" xmlns:cx2="http://schemas.microsoft.com/office/drawing/2015/10/21/chartex" xmlns:cx3="http://schemas.microsoft.com/office/drawing/2016/5/9/chartex" xmlns:cx4="http://schemas.microsoft.com/office/drawing/2016/5/10/chartex" xmlns:cx5="http://schemas.microsoft.com/office/drawing/2016/5/11/chartex" xmlns:cx6="http://schemas.microsoft.com/office/drawing/2016/5/12/chartex" xmlns:cx7="http://schemas.microsoft.com/office/drawing/2016/5/13/chartex" xmlns:cx8="http://schemas.microsoft.com/office/drawing/2016/5/14/chartex" xmlns:mc="http://schemas.openxmlformats.org/markup-compatibility/2006" xmlns:aink="http://schemas.microsoft.com/office/drawing/2016/ink" xmlns:am3d="http://schemas.microsoft.com/office/drawing/2017/model3d" xmlns:o="urn:schemas-microsoft-com:office:office" xmlns:oel="http://schemas.microsoft.com/office/2019/extlst" xmlns:r="http://schemas.openxmlformats.org/officeDocument/2006/relationships" xmlns:m="http://schemas.openxmlformats.org/officeDocument/2006/math" xmlns:v="urn:schemas-microsoft-com:vml" xmlns:wp14="http://schemas.microsoft.com/office/word/2010/wordprocessingDrawing" xmlns:wp="http://schemas.openxmlformats.org/drawingml/2006/wordprocessingDrawing" xmlns:w10="urn:schemas-microsoft-com:office:word" xmlns:w="http://schemas.openxmlformats.org/wordprocessingml/2006/main" xmlns:w14="http://schemas.microsoft.com/office/word/2010/wordml" xmlns:w15="http://schemas.microsoft.com/office/word/2012/wordml" xmlns:w16cex="http://schemas.microsoft.com/office/word/2018/wordml/cex" xmlns:w16cid="http://schemas.microsoft.com/office/word/2016/wordml/cid" xmlns:w16="http://schemas.microsoft.com/office/word/2018/wordml" xmlns:w16du="http://schemas.microsoft.com/office/word/2023/wordml/word16du" xmlns:w16sdtdh="http://schemas.microsoft.com/office/word/2020/wordml/sdtdatahash" xmlns:w16sdtfl="http://schemas.microsoft.com/office/word/2024/wordml/sdtformatlock" xmlns:w16se="http://schemas.microsoft.com/office/word/2015/wordml/symex" xmlns:wpg="http://schemas.microsoft.com/office/word/2010/wordprocessingGroup" xmlns:wpi="http://schemas.microsoft.com/office/word/2010/wordprocessingInk" xmlns:wne="http://schemas.microsoft.com/office/word/2006/wordml" xmlns:wps="http://schemas.microsoft.com/office/word/2010/wordprocessingShape" mc:Ignorable="w14 w15 w16se w16cid w16 w16cex w16sdtdh w16sdtfl w16du wp14">
   <w:endnote w:type="separator" w:id="-1">
     <w:p>
       <w:pPr>
@@ -2833,7 +3027,7 @@
 </file>
 
 <file path=word/footer1.xml><?xml version="1.0" encoding="utf-8"?>
-<w:ftr xmlns:wpc="http://schemas.microsoft.com/office/word/2010/wordprocessingCanvas" xmlns:cx="http://schemas.microsoft.com/office/drawing/2014/chartex" xmlns:cx1="http://schemas.microsoft.com/office/drawing/2015/9/8/chartex" xmlns:cx2="http://schemas.microsoft.com/office/drawing/2015/10/21/chartex" xmlns:cx3="http://schemas.microsoft.com/office/drawing/2016/5/9/chartex" xmlns:cx4="http://schemas.microsoft.com/office/drawing/2016/5/10/chartex" xmlns:cx5="http://schemas.microsoft.com/office/drawing/2016/5/11/chartex" xmlns:cx6="http://schemas.microsoft.com/office/drawing/2016/5/12/chartex" xmlns:cx7="http://schemas.microsoft.com/office/drawing/2016/5/13/chartex" xmlns:cx8="http://schemas.microsoft.com/office/drawing/2016/5/14/chartex" xmlns:mc="http://schemas.openxmlformats.org/markup-compatibility/2006" xmlns:aink="http://schemas.microsoft.com/office/drawing/2016/ink" xmlns:am3d="http://schemas.microsoft.com/office/drawing/2017/model3d" xmlns:o="urn:schemas-microsoft-com:office:office" xmlns:oel="http://schemas.microsoft.com/office/2019/extlst" xmlns:r="http://schemas.openxmlformats.org/officeDocument/2006/relationships" xmlns:m="http://schemas.openxmlformats.org/officeDocument/2006/math" xmlns:v="urn:schemas-microsoft-com:vml" xmlns:wp14="http://schemas.microsoft.com/office/word/2010/wordprocessingDrawing" xmlns:wp="http://schemas.openxmlformats.org/drawingml/2006/wordprocessingDrawing" xmlns:w10="urn:schemas-microsoft-com:office:word" xmlns:w="http://schemas.openxmlformats.org/wordprocessingml/2006/main" xmlns:w14="http://schemas.microsoft.com/office/word/2010/wordml" xmlns:w15="http://schemas.microsoft.com/office/word/2012/wordml" xmlns:w16cei="http://schemas.microsoft.com/office/word/2026/wordml/cei" xmlns:w16cex="http://schemas.microsoft.com/office/word/2018/wordml/cex" xmlns:w16cid="http://schemas.microsoft.com/office/word/2016/wordml/cid" xmlns:w16="http://schemas.microsoft.com/office/word/2018/wordml" xmlns:w16du="http://schemas.microsoft.com/office/word/2023/wordml/word16du" xmlns:w16sdtdh="http://schemas.microsoft.com/office/word/2020/wordml/sdtdatahash" xmlns:w16sdtfl="http://schemas.microsoft.com/office/word/2024/wordml/sdtformatlock" xmlns:w16se="http://schemas.microsoft.com/office/word/2015/wordml/symex" xmlns:wpg="http://schemas.microsoft.com/office/word/2010/wordprocessingGroup" xmlns:wpi="http://schemas.microsoft.com/office/word/2010/wordprocessingInk" xmlns:wne="http://schemas.microsoft.com/office/word/2006/wordml" xmlns:wps="http://schemas.microsoft.com/office/word/2010/wordprocessingShape" mc:Ignorable="w14 w15 w16se w16cid w16 w16cex w16sdtdh w16sdtfl w16du wp14">
+<w:ftr xmlns:wpc="http://schemas.microsoft.com/office/word/2010/wordprocessingCanvas" xmlns:cx="http://schemas.microsoft.com/office/drawing/2014/chartex" xmlns:cx1="http://schemas.microsoft.com/office/drawing/2015/9/8/chartex" xmlns:cx2="http://schemas.microsoft.com/office/drawing/2015/10/21/chartex" xmlns:cx3="http://schemas.microsoft.com/office/drawing/2016/5/9/chartex" xmlns:cx4="http://schemas.microsoft.com/office/drawing/2016/5/10/chartex" xmlns:cx5="http://schemas.microsoft.com/office/drawing/2016/5/11/chartex" xmlns:cx6="http://schemas.microsoft.com/office/drawing/2016/5/12/chartex" xmlns:cx7="http://schemas.microsoft.com/office/drawing/2016/5/13/chartex" xmlns:cx8="http://schemas.microsoft.com/office/drawing/2016/5/14/chartex" xmlns:mc="http://schemas.openxmlformats.org/markup-compatibility/2006" xmlns:aink="http://schemas.microsoft.com/office/drawing/2016/ink" xmlns:am3d="http://schemas.microsoft.com/office/drawing/2017/model3d" xmlns:o="urn:schemas-microsoft-com:office:office" xmlns:oel="http://schemas.microsoft.com/office/2019/extlst" xmlns:r="http://schemas.openxmlformats.org/officeDocument/2006/relationships" xmlns:m="http://schemas.openxmlformats.org/officeDocument/2006/math" xmlns:v="urn:schemas-microsoft-com:vml" xmlns:wp14="http://schemas.microsoft.com/office/word/2010/wordprocessingDrawing" xmlns:wp="http://schemas.openxmlformats.org/drawingml/2006/wordprocessingDrawing" xmlns:w10="urn:schemas-microsoft-com:office:word" xmlns:w="http://schemas.openxmlformats.org/wordprocessingml/2006/main" xmlns:w14="http://schemas.microsoft.com/office/word/2010/wordml" xmlns:w15="http://schemas.microsoft.com/office/word/2012/wordml" xmlns:w16cex="http://schemas.microsoft.com/office/word/2018/wordml/cex" xmlns:w16cid="http://schemas.microsoft.com/office/word/2016/wordml/cid" xmlns:w16="http://schemas.microsoft.com/office/word/2018/wordml" xmlns:w16du="http://schemas.microsoft.com/office/word/2023/wordml/word16du" xmlns:w16sdtdh="http://schemas.microsoft.com/office/word/2020/wordml/sdtdatahash" xmlns:w16sdtfl="http://schemas.microsoft.com/office/word/2024/wordml/sdtformatlock" xmlns:w16se="http://schemas.microsoft.com/office/word/2015/wordml/symex" xmlns:wpg="http://schemas.microsoft.com/office/word/2010/wordprocessingGroup" xmlns:wpi="http://schemas.microsoft.com/office/word/2010/wordprocessingInk" xmlns:wne="http://schemas.microsoft.com/office/word/2006/wordml" xmlns:wps="http://schemas.microsoft.com/office/word/2010/wordprocessingShape" mc:Ignorable="w14 w15 w16se w16cid w16 w16cex w16sdtdh w16sdtfl w16du wp14">
   <w:p>
     <w:pPr>
       <w:spacing w:after="0" w:line="259" w:lineRule="auto"/>
@@ -2884,7 +3078,7 @@
 </file>
 
 <file path=word/footer2.xml><?xml version="1.0" encoding="utf-8"?>
-<w:ftr xmlns:wpc="http://schemas.microsoft.com/office/word/2010/wordprocessingCanvas" xmlns:cx="http://schemas.microsoft.com/office/drawing/2014/chartex" xmlns:cx1="http://schemas.microsoft.com/office/drawing/2015/9/8/chartex" xmlns:cx2="http://schemas.microsoft.com/office/drawing/2015/10/21/chartex" xmlns:cx3="http://schemas.microsoft.com/office/drawing/2016/5/9/chartex" xmlns:cx4="http://schemas.microsoft.com/office/drawing/2016/5/10/chartex" xmlns:cx5="http://schemas.microsoft.com/office/drawing/2016/5/11/chartex" xmlns:cx6="http://schemas.microsoft.com/office/drawing/2016/5/12/chartex" xmlns:cx7="http://schemas.microsoft.com/office/drawing/2016/5/13/chartex" xmlns:cx8="http://schemas.microsoft.com/office/drawing/2016/5/14/chartex" xmlns:mc="http://schemas.openxmlformats.org/markup-compatibility/2006" xmlns:aink="http://schemas.microsoft.com/office/drawing/2016/ink" xmlns:am3d="http://schemas.microsoft.com/office/drawing/2017/model3d" xmlns:o="urn:schemas-microsoft-com:office:office" xmlns:oel="http://schemas.microsoft.com/office/2019/extlst" xmlns:r="http://schemas.openxmlformats.org/officeDocument/2006/relationships" xmlns:m="http://schemas.openxmlformats.org/officeDocument/2006/math" xmlns:v="urn:schemas-microsoft-com:vml" xmlns:wp14="http://schemas.microsoft.com/office/word/2010/wordprocessingDrawing" xmlns:wp="http://schemas.openxmlformats.org/drawingml/2006/wordprocessingDrawing" xmlns:w10="urn:schemas-microsoft-com:office:word" xmlns:w="http://schemas.openxmlformats.org/wordprocessingml/2006/main" xmlns:w14="http://schemas.microsoft.com/office/word/2010/wordml" xmlns:w15="http://schemas.microsoft.com/office/word/2012/wordml" xmlns:w16cei="http://schemas.microsoft.com/office/word/2026/wordml/cei" xmlns:w16cex="http://schemas.microsoft.com/office/word/2018/wordml/cex" xmlns:w16cid="http://schemas.microsoft.com/office/word/2016/wordml/cid" xmlns:w16="http://schemas.microsoft.com/office/word/2018/wordml" xmlns:w16du="http://schemas.microsoft.com/office/word/2023/wordml/word16du" xmlns:w16sdtdh="http://schemas.microsoft.com/office/word/2020/wordml/sdtdatahash" xmlns:w16sdtfl="http://schemas.microsoft.com/office/word/2024/wordml/sdtformatlock" xmlns:w16se="http://schemas.microsoft.com/office/word/2015/wordml/symex" xmlns:wpg="http://schemas.microsoft.com/office/word/2010/wordprocessingGroup" xmlns:wpi="http://schemas.microsoft.com/office/word/2010/wordprocessingInk" xmlns:wne="http://schemas.microsoft.com/office/word/2006/wordml" xmlns:wps="http://schemas.microsoft.com/office/word/2010/wordprocessingShape" mc:Ignorable="w14 w15 w16se w16cid w16 w16cex w16sdtdh w16sdtfl w16du wp14">
+<w:ftr xmlns:wpc="http://schemas.microsoft.com/office/word/2010/wordprocessingCanvas" xmlns:cx="http://schemas.microsoft.com/office/drawing/2014/chartex" xmlns:cx1="http://schemas.microsoft.com/office/drawing/2015/9/8/chartex" xmlns:cx2="http://schemas.microsoft.com/office/drawing/2015/10/21/chartex" xmlns:cx3="http://schemas.microsoft.com/office/drawing/2016/5/9/chartex" xmlns:cx4="http://schemas.microsoft.com/office/drawing/2016/5/10/chartex" xmlns:cx5="http://schemas.microsoft.com/office/drawing/2016/5/11/chartex" xmlns:cx6="http://schemas.microsoft.com/office/drawing/2016/5/12/chartex" xmlns:cx7="http://schemas.microsoft.com/office/drawing/2016/5/13/chartex" xmlns:cx8="http://schemas.microsoft.com/office/drawing/2016/5/14/chartex" xmlns:mc="http://schemas.openxmlformats.org/markup-compatibility/2006" xmlns:aink="http://schemas.microsoft.com/office/drawing/2016/ink" xmlns:am3d="http://schemas.microsoft.com/office/drawing/2017/model3d" xmlns:o="urn:schemas-microsoft-com:office:office" xmlns:oel="http://schemas.microsoft.com/office/2019/extlst" xmlns:r="http://schemas.openxmlformats.org/officeDocument/2006/relationships" xmlns:m="http://schemas.openxmlformats.org/officeDocument/2006/math" xmlns:v="urn:schemas-microsoft-com:vml" xmlns:wp14="http://schemas.microsoft.com/office/word/2010/wordprocessingDrawing" xmlns:wp="http://schemas.openxmlformats.org/drawingml/2006/wordprocessingDrawing" xmlns:w10="urn:schemas-microsoft-com:office:word" xmlns:w="http://schemas.openxmlformats.org/wordprocessingml/2006/main" xmlns:w14="http://schemas.microsoft.com/office/word/2010/wordml" xmlns:w15="http://schemas.microsoft.com/office/word/2012/wordml" xmlns:w16cex="http://schemas.microsoft.com/office/word/2018/wordml/cex" xmlns:w16cid="http://schemas.microsoft.com/office/word/2016/wordml/cid" xmlns:w16="http://schemas.microsoft.com/office/word/2018/wordml" xmlns:w16du="http://schemas.microsoft.com/office/word/2023/wordml/word16du" xmlns:w16sdtdh="http://schemas.microsoft.com/office/word/2020/wordml/sdtdatahash" xmlns:w16sdtfl="http://schemas.microsoft.com/office/word/2024/wordml/sdtformatlock" xmlns:w16se="http://schemas.microsoft.com/office/word/2015/wordml/symex" xmlns:wpg="http://schemas.microsoft.com/office/word/2010/wordprocessingGroup" xmlns:wpi="http://schemas.microsoft.com/office/word/2010/wordprocessingInk" xmlns:wne="http://schemas.microsoft.com/office/word/2006/wordml" xmlns:wps="http://schemas.microsoft.com/office/word/2010/wordprocessingShape" mc:Ignorable="w14 w15 w16se w16cid w16 w16cex w16sdtdh w16sdtfl w16du wp14">
   <w:p>
     <w:pPr>
       <w:spacing w:after="0" w:line="259" w:lineRule="auto"/>
@@ -2924,7 +3118,7 @@
 </file>
 
 <file path=word/footer3.xml><?xml version="1.0" encoding="utf-8"?>
-<w:ftr xmlns:wpc="http://schemas.microsoft.com/office/word/2010/wordprocessingCanvas" xmlns:cx="http://schemas.microsoft.com/office/drawing/2014/chartex" xmlns:cx1="http://schemas.microsoft.com/office/drawing/2015/9/8/chartex" xmlns:cx2="http://schemas.microsoft.com/office/drawing/2015/10/21/chartex" xmlns:cx3="http://schemas.microsoft.com/office/drawing/2016/5/9/chartex" xmlns:cx4="http://schemas.microsoft.com/office/drawing/2016/5/10/chartex" xmlns:cx5="http://schemas.microsoft.com/office/drawing/2016/5/11/chartex" xmlns:cx6="http://schemas.microsoft.com/office/drawing/2016/5/12/chartex" xmlns:cx7="http://schemas.microsoft.com/office/drawing/2016/5/13/chartex" xmlns:cx8="http://schemas.microsoft.com/office/drawing/2016/5/14/chartex" xmlns:mc="http://schemas.openxmlformats.org/markup-compatibility/2006" xmlns:aink="http://schemas.microsoft.com/office/drawing/2016/ink" xmlns:am3d="http://schemas.microsoft.com/office/drawing/2017/model3d" xmlns:o="urn:schemas-microsoft-com:office:office" xmlns:oel="http://schemas.microsoft.com/office/2019/extlst" xmlns:r="http://schemas.openxmlformats.org/officeDocument/2006/relationships" xmlns:m="http://schemas.openxmlformats.org/officeDocument/2006/math" xmlns:v="urn:schemas-microsoft-com:vml" xmlns:wp14="http://schemas.microsoft.com/office/word/2010/wordprocessingDrawing" xmlns:wp="http://schemas.openxmlformats.org/drawingml/2006/wordprocessingDrawing" xmlns:w10="urn:schemas-microsoft-com:office:word" xmlns:w="http://schemas.openxmlformats.org/wordprocessingml/2006/main" xmlns:w14="http://schemas.microsoft.com/office/word/2010/wordml" xmlns:w15="http://schemas.microsoft.com/office/word/2012/wordml" xmlns:w16cei="http://schemas.microsoft.com/office/word/2026/wordml/cei" xmlns:w16cex="http://schemas.microsoft.com/office/word/2018/wordml/cex" xmlns:w16cid="http://schemas.microsoft.com/office/word/2016/wordml/cid" xmlns:w16="http://schemas.microsoft.com/office/word/2018/wordml" xmlns:w16du="http://schemas.microsoft.com/office/word/2023/wordml/word16du" xmlns:w16sdtdh="http://schemas.microsoft.com/office/word/2020/wordml/sdtdatahash" xmlns:w16sdtfl="http://schemas.microsoft.com/office/word/2024/wordml/sdtformatlock" xmlns:w16se="http://schemas.microsoft.com/office/word/2015/wordml/symex" xmlns:wpg="http://schemas.microsoft.com/office/word/2010/wordprocessingGroup" xmlns:wpi="http://schemas.microsoft.com/office/word/2010/wordprocessingInk" xmlns:wne="http://schemas.microsoft.com/office/word/2006/wordml" xmlns:wps="http://schemas.microsoft.com/office/word/2010/wordprocessingShape" mc:Ignorable="w14 w15 w16se w16cid w16 w16cex w16sdtdh w16sdtfl w16du wp14">
+<w:ftr xmlns:wpc="http://schemas.microsoft.com/office/word/2010/wordprocessingCanvas" xmlns:cx="http://schemas.microsoft.com/office/drawing/2014/chartex" xmlns:cx1="http://schemas.microsoft.com/office/drawing/2015/9/8/chartex" xmlns:cx2="http://schemas.microsoft.com/office/drawing/2015/10/21/chartex" xmlns:cx3="http://schemas.microsoft.com/office/drawing/2016/5/9/chartex" xmlns:cx4="http://schemas.microsoft.com/office/drawing/2016/5/10/chartex" xmlns:cx5="http://schemas.microsoft.com/office/drawing/2016/5/11/chartex" xmlns:cx6="http://schemas.microsoft.com/office/drawing/2016/5/12/chartex" xmlns:cx7="http://schemas.microsoft.com/office/drawing/2016/5/13/chartex" xmlns:cx8="http://schemas.microsoft.com/office/drawing/2016/5/14/chartex" xmlns:mc="http://schemas.openxmlformats.org/markup-compatibility/2006" xmlns:aink="http://schemas.microsoft.com/office/drawing/2016/ink" xmlns:am3d="http://schemas.microsoft.com/office/drawing/2017/model3d" xmlns:o="urn:schemas-microsoft-com:office:office" xmlns:oel="http://schemas.microsoft.com/office/2019/extlst" xmlns:r="http://schemas.openxmlformats.org/officeDocument/2006/relationships" xmlns:m="http://schemas.openxmlformats.org/officeDocument/2006/math" xmlns:v="urn:schemas-microsoft-com:vml" xmlns:wp14="http://schemas.microsoft.com/office/word/2010/wordprocessingDrawing" xmlns:wp="http://schemas.openxmlformats.org/drawingml/2006/wordprocessingDrawing" xmlns:w10="urn:schemas-microsoft-com:office:word" xmlns:w="http://schemas.openxmlformats.org/wordprocessingml/2006/main" xmlns:w14="http://schemas.microsoft.com/office/word/2010/wordml" xmlns:w15="http://schemas.microsoft.com/office/word/2012/wordml" xmlns:w16cex="http://schemas.microsoft.com/office/word/2018/wordml/cex" xmlns:w16cid="http://schemas.microsoft.com/office/word/2016/wordml/cid" xmlns:w16="http://schemas.microsoft.com/office/word/2018/wordml" xmlns:w16du="http://schemas.microsoft.com/office/word/2023/wordml/word16du" xmlns:w16sdtdh="http://schemas.microsoft.com/office/word/2020/wordml/sdtdatahash" xmlns:w16sdtfl="http://schemas.microsoft.com/office/word/2024/wordml/sdtformatlock" xmlns:w16se="http://schemas.microsoft.com/office/word/2015/wordml/symex" xmlns:wpg="http://schemas.microsoft.com/office/word/2010/wordprocessingGroup" xmlns:wpi="http://schemas.microsoft.com/office/word/2010/wordprocessingInk" xmlns:wne="http://schemas.microsoft.com/office/word/2006/wordml" xmlns:wps="http://schemas.microsoft.com/office/word/2010/wordprocessingShape" mc:Ignorable="w14 w15 w16se w16cid w16 w16cex w16sdtdh w16sdtfl w16du wp14">
   <w:p>
     <w:pPr>
       <w:spacing w:after="0" w:line="259" w:lineRule="auto"/>
@@ -2967,7 +3161,7 @@
 </file>
 
 <file path=word/footnotes.xml><?xml version="1.0" encoding="utf-8"?>
-<w:footnotes xmlns:wpc="http://schemas.microsoft.com/office/word/2010/wordprocessingCanvas" xmlns:cx="http://schemas.microsoft.com/office/drawing/2014/chartex" xmlns:cx1="http://schemas.microsoft.com/office/drawing/2015/9/8/chartex" xmlns:cx2="http://schemas.microsoft.com/office/drawing/2015/10/21/chartex" xmlns:cx3="http://schemas.microsoft.com/office/drawing/2016/5/9/chartex" xmlns:cx4="http://schemas.microsoft.com/office/drawing/2016/5/10/chartex" xmlns:cx5="http://schemas.microsoft.com/office/drawing/2016/5/11/chartex" xmlns:cx6="http://schemas.microsoft.com/office/drawing/2016/5/12/chartex" xmlns:cx7="http://schemas.microsoft.com/office/drawing/2016/5/13/chartex" xmlns:cx8="http://schemas.microsoft.com/office/drawing/2016/5/14/chartex" xmlns:mc="http://schemas.openxmlformats.org/markup-compatibility/2006" xmlns:aink="http://schemas.microsoft.com/office/drawing/2016/ink" xmlns:am3d="http://schemas.microsoft.com/office/drawing/2017/model3d" xmlns:o="urn:schemas-microsoft-com:office:office" xmlns:oel="http://schemas.microsoft.com/office/2019/extlst" xmlns:r="http://schemas.openxmlformats.org/officeDocument/2006/relationships" xmlns:m="http://schemas.openxmlformats.org/officeDocument/2006/math" xmlns:v="urn:schemas-microsoft-com:vml" xmlns:wp14="http://schemas.microsoft.com/office/word/2010/wordprocessingDrawing" xmlns:wp="http://schemas.openxmlformats.org/drawingml/2006/wordprocessingDrawing" xmlns:w10="urn:schemas-microsoft-com:office:word" xmlns:w="http://schemas.openxmlformats.org/wordprocessingml/2006/main" xmlns:w14="http://schemas.microsoft.com/office/word/2010/wordml" xmlns:w15="http://schemas.microsoft.com/office/word/2012/wordml" xmlns:w16cei="http://schemas.microsoft.com/office/word/2026/wordml/cei" xmlns:w16cex="http://schemas.microsoft.com/office/word/2018/wordml/cex" xmlns:w16cid="http://schemas.microsoft.com/office/word/2016/wordml/cid" xmlns:w16="http://schemas.microsoft.com/office/word/2018/wordml" xmlns:w16du="http://schemas.microsoft.com/office/word/2023/wordml/word16du" xmlns:w16sdtdh="http://schemas.microsoft.com/office/word/2020/wordml/sdtdatahash" xmlns:w16sdtfl="http://schemas.microsoft.com/office/word/2024/wordml/sdtformatlock" xmlns:w16se="http://schemas.microsoft.com/office/word/2015/wordml/symex" xmlns:wpg="http://schemas.microsoft.com/office/word/2010/wordprocessingGroup" xmlns:wpi="http://schemas.microsoft.com/office/word/2010/wordprocessingInk" xmlns:wne="http://schemas.microsoft.com/office/word/2006/wordml" xmlns:wps="http://schemas.microsoft.com/office/word/2010/wordprocessingShape" mc:Ignorable="w14 w15 w16se w16cid w16 w16cex w16sdtdh w16sdtfl w16du wp14">
+<w:footnotes xmlns:wpc="http://schemas.microsoft.com/office/word/2010/wordprocessingCanvas" xmlns:cx="http://schemas.microsoft.com/office/drawing/2014/chartex" xmlns:cx1="http://schemas.microsoft.com/office/drawing/2015/9/8/chartex" xmlns:cx2="http://schemas.microsoft.com/office/drawing/2015/10/21/chartex" xmlns:cx3="http://schemas.microsoft.com/office/drawing/2016/5/9/chartex" xmlns:cx4="http://schemas.microsoft.com/office/drawing/2016/5/10/chartex" xmlns:cx5="http://schemas.microsoft.com/office/drawing/2016/5/11/chartex" xmlns:cx6="http://schemas.microsoft.com/office/drawing/2016/5/12/chartex" xmlns:cx7="http://schemas.microsoft.com/office/drawing/2016/5/13/chartex" xmlns:cx8="http://schemas.microsoft.com/office/drawing/2016/5/14/chartex" xmlns:mc="http://schemas.openxmlformats.org/markup-compatibility/2006" xmlns:aink="http://schemas.microsoft.com/office/drawing/2016/ink" xmlns:am3d="http://schemas.microsoft.com/office/drawing/2017/model3d" xmlns:o="urn:schemas-microsoft-com:office:office" xmlns:oel="http://schemas.microsoft.com/office/2019/extlst" xmlns:r="http://schemas.openxmlformats.org/officeDocument/2006/relationships" xmlns:m="http://schemas.openxmlformats.org/officeDocument/2006/math" xmlns:v="urn:schemas-microsoft-com:vml" xmlns:wp14="http://schemas.microsoft.com/office/word/2010/wordprocessingDrawing" xmlns:wp="http://schemas.openxmlformats.org/drawingml/2006/wordprocessingDrawing" xmlns:w10="urn:schemas-microsoft-com:office:word" xmlns:w="http://schemas.openxmlformats.org/wordprocessingml/2006/main" xmlns:w14="http://schemas.microsoft.com/office/word/2010/wordml" xmlns:w15="http://schemas.microsoft.com/office/word/2012/wordml" xmlns:w16cex="http://schemas.microsoft.com/office/word/2018/wordml/cex" xmlns:w16cid="http://schemas.microsoft.com/office/word/2016/wordml/cid" xmlns:w16="http://schemas.microsoft.com/office/word/2018/wordml" xmlns:w16du="http://schemas.microsoft.com/office/word/2023/wordml/word16du" xmlns:w16sdtdh="http://schemas.microsoft.com/office/word/2020/wordml/sdtdatahash" xmlns:w16sdtfl="http://schemas.microsoft.com/office/word/2024/wordml/sdtformatlock" xmlns:w16se="http://schemas.microsoft.com/office/word/2015/wordml/symex" xmlns:wpg="http://schemas.microsoft.com/office/word/2010/wordprocessingGroup" xmlns:wpi="http://schemas.microsoft.com/office/word/2010/wordprocessingInk" xmlns:wne="http://schemas.microsoft.com/office/word/2006/wordml" xmlns:wps="http://schemas.microsoft.com/office/word/2010/wordprocessingShape" mc:Ignorable="w14 w15 w16se w16cid w16 w16cex w16sdtdh w16sdtfl w16du wp14">
   <w:footnote w:type="separator" w:id="-1">
     <w:p>
       <w:pPr>
@@ -2992,7 +3186,7 @@
 </file>
 
 <file path=word/header1.xml><?xml version="1.0" encoding="utf-8"?>
-<w:hdr xmlns:wpc="http://schemas.microsoft.com/office/word/2010/wordprocessingCanvas" xmlns:cx="http://schemas.microsoft.com/office/drawing/2014/chartex" xmlns:cx1="http://schemas.microsoft.com/office/drawing/2015/9/8/chartex" xmlns:cx2="http://schemas.microsoft.com/office/drawing/2015/10/21/chartex" xmlns:cx3="http://schemas.microsoft.com/office/drawing/2016/5/9/chartex" xmlns:cx4="http://schemas.microsoft.com/office/drawing/2016/5/10/chartex" xmlns:cx5="http://schemas.microsoft.com/office/drawing/2016/5/11/chartex" xmlns:cx6="http://schemas.microsoft.com/office/drawing/2016/5/12/chartex" xmlns:cx7="http://schemas.microsoft.com/office/drawing/2016/5/13/chartex" xmlns:cx8="http://schemas.microsoft.com/office/drawing/2016/5/14/chartex" xmlns:mc="http://schemas.openxmlformats.org/markup-compatibility/2006" xmlns:aink="http://schemas.microsoft.com/office/drawing/2016/ink" xmlns:am3d="http://schemas.microsoft.com/office/drawing/2017/model3d" xmlns:o="urn:schemas-microsoft-com:office:office" xmlns:oel="http://schemas.microsoft.com/office/2019/extlst" xmlns:r="http://schemas.openxmlformats.org/officeDocument/2006/relationships" xmlns:m="http://schemas.openxmlformats.org/officeDocument/2006/math" xmlns:v="urn:schemas-microsoft-com:vml" xmlns:wp14="http://schemas.microsoft.com/office/word/2010/wordprocessingDrawing" xmlns:wp="http://schemas.openxmlformats.org/drawingml/2006/wordprocessingDrawing" xmlns:w10="urn:schemas-microsoft-com:office:word" xmlns:w="http://schemas.openxmlformats.org/wordprocessingml/2006/main" xmlns:w14="http://schemas.microsoft.com/office/word/2010/wordml" xmlns:w15="http://schemas.microsoft.com/office/word/2012/wordml" xmlns:w16cei="http://schemas.microsoft.com/office/word/2026/wordml/cei" xmlns:w16cex="http://schemas.microsoft.com/office/word/2018/wordml/cex" xmlns:w16cid="http://schemas.microsoft.com/office/word/2016/wordml/cid" xmlns:w16="http://schemas.microsoft.com/office/word/2018/wordml" xmlns:w16du="http://schemas.microsoft.com/office/word/2023/wordml/word16du" xmlns:w16sdtdh="http://schemas.microsoft.com/office/word/2020/wordml/sdtdatahash" xmlns:w16sdtfl="http://schemas.microsoft.com/office/word/2024/wordml/sdtformatlock" xmlns:w16se="http://schemas.microsoft.com/office/word/2015/wordml/symex" xmlns:wpg="http://schemas.microsoft.com/office/word/2010/wordprocessingGroup" xmlns:wpi="http://schemas.microsoft.com/office/word/2010/wordprocessingInk" xmlns:wne="http://schemas.microsoft.com/office/word/2006/wordml" xmlns:wps="http://schemas.microsoft.com/office/word/2010/wordprocessingShape" mc:Ignorable="w14 w15 w16se w16cid w16 w16cex w16sdtdh w16sdtfl w16du wp14">
+<w:hdr xmlns:wpc="http://schemas.microsoft.com/office/word/2010/wordprocessingCanvas" xmlns:cx="http://schemas.microsoft.com/office/drawing/2014/chartex" xmlns:cx1="http://schemas.microsoft.com/office/drawing/2015/9/8/chartex" xmlns:cx2="http://schemas.microsoft.com/office/drawing/2015/10/21/chartex" xmlns:cx3="http://schemas.microsoft.com/office/drawing/2016/5/9/chartex" xmlns:cx4="http://schemas.microsoft.com/office/drawing/2016/5/10/chartex" xmlns:cx5="http://schemas.microsoft.com/office/drawing/2016/5/11/chartex" xmlns:cx6="http://schemas.microsoft.com/office/drawing/2016/5/12/chartex" xmlns:cx7="http://schemas.microsoft.com/office/drawing/2016/5/13/chartex" xmlns:cx8="http://schemas.microsoft.com/office/drawing/2016/5/14/chartex" xmlns:mc="http://schemas.openxmlformats.org/markup-compatibility/2006" xmlns:aink="http://schemas.microsoft.com/office/drawing/2016/ink" xmlns:am3d="http://schemas.microsoft.com/office/drawing/2017/model3d" xmlns:o="urn:schemas-microsoft-com:office:office" xmlns:oel="http://schemas.microsoft.com/office/2019/extlst" xmlns:r="http://schemas.openxmlformats.org/officeDocument/2006/relationships" xmlns:m="http://schemas.openxmlformats.org/officeDocument/2006/math" xmlns:v="urn:schemas-microsoft-com:vml" xmlns:wp14="http://schemas.microsoft.com/office/word/2010/wordprocessingDrawing" xmlns:wp="http://schemas.openxmlformats.org/drawingml/2006/wordprocessingDrawing" xmlns:w10="urn:schemas-microsoft-com:office:word" xmlns:w="http://schemas.openxmlformats.org/wordprocessingml/2006/main" xmlns:w14="http://schemas.microsoft.com/office/word/2010/wordml" xmlns:w15="http://schemas.microsoft.com/office/word/2012/wordml" xmlns:w16cex="http://schemas.microsoft.com/office/word/2018/wordml/cex" xmlns:w16cid="http://schemas.microsoft.com/office/word/2016/wordml/cid" xmlns:w16="http://schemas.microsoft.com/office/word/2018/wordml" xmlns:w16du="http://schemas.microsoft.com/office/word/2023/wordml/word16du" xmlns:w16sdtdh="http://schemas.microsoft.com/office/word/2020/wordml/sdtdatahash" xmlns:w16sdtfl="http://schemas.microsoft.com/office/word/2024/wordml/sdtformatlock" xmlns:w16se="http://schemas.microsoft.com/office/word/2015/wordml/symex" xmlns:wpg="http://schemas.microsoft.com/office/word/2010/wordprocessingGroup" xmlns:wpi="http://schemas.microsoft.com/office/word/2010/wordprocessingInk" xmlns:wne="http://schemas.microsoft.com/office/word/2006/wordml" xmlns:wps="http://schemas.microsoft.com/office/word/2010/wordprocessingShape" mc:Ignorable="w14 w15 w16se w16cid w16 w16cex w16sdtdh w16sdtfl w16du wp14">
   <w:p>
     <w:pPr>
       <w:spacing w:after="0" w:line="259" w:lineRule="auto"/>
@@ -3068,7 +3262,7 @@
 </file>
 
 <file path=word/header2.xml><?xml version="1.0" encoding="utf-8"?>
-<w:hdr xmlns:wpc="http://schemas.microsoft.com/office/word/2010/wordprocessingCanvas" xmlns:cx="http://schemas.microsoft.com/office/drawing/2014/chartex" xmlns:cx1="http://schemas.microsoft.com/office/drawing/2015/9/8/chartex" xmlns:cx2="http://schemas.microsoft.com/office/drawing/2015/10/21/chartex" xmlns:cx3="http://schemas.microsoft.com/office/drawing/2016/5/9/chartex" xmlns:cx4="http://schemas.microsoft.com/office/drawing/2016/5/10/chartex" xmlns:cx5="http://schemas.microsoft.com/office/drawing/2016/5/11/chartex" xmlns:cx6="http://schemas.microsoft.com/office/drawing/2016/5/12/chartex" xmlns:cx7="http://schemas.microsoft.com/office/drawing/2016/5/13/chartex" xmlns:cx8="http://schemas.microsoft.com/office/drawing/2016/5/14/chartex" xmlns:mc="http://schemas.openxmlformats.org/markup-compatibility/2006" xmlns:aink="http://schemas.microsoft.com/office/drawing/2016/ink" xmlns:am3d="http://schemas.microsoft.com/office/drawing/2017/model3d" xmlns:o="urn:schemas-microsoft-com:office:office" xmlns:oel="http://schemas.microsoft.com/office/2019/extlst" xmlns:r="http://schemas.openxmlformats.org/officeDocument/2006/relationships" xmlns:m="http://schemas.openxmlformats.org/officeDocument/2006/math" xmlns:v="urn:schemas-microsoft-com:vml" xmlns:wp14="http://schemas.microsoft.com/office/word/2010/wordprocessingDrawing" xmlns:wp="http://schemas.openxmlformats.org/drawingml/2006/wordprocessingDrawing" xmlns:w10="urn:schemas-microsoft-com:office:word" xmlns:w="http://schemas.openxmlformats.org/wordprocessingml/2006/main" xmlns:w14="http://schemas.microsoft.com/office/word/2010/wordml" xmlns:w15="http://schemas.microsoft.com/office/word/2012/wordml" xmlns:w16cei="http://schemas.microsoft.com/office/word/2026/wordml/cei" xmlns:w16cex="http://schemas.microsoft.com/office/word/2018/wordml/cex" xmlns:w16cid="http://schemas.microsoft.com/office/word/2016/wordml/cid" xmlns:w16="http://schemas.microsoft.com/office/word/2018/wordml" xmlns:w16du="http://schemas.microsoft.com/office/word/2023/wordml/word16du" xmlns:w16sdtdh="http://schemas.microsoft.com/office/word/2020/wordml/sdtdatahash" xmlns:w16sdtfl="http://schemas.microsoft.com/office/word/2024/wordml/sdtformatlock" xmlns:w16se="http://schemas.microsoft.com/office/word/2015/wordml/symex" xmlns:wpg="http://schemas.microsoft.com/office/word/2010/wordprocessingGroup" xmlns:wpi="http://schemas.microsoft.com/office/word/2010/wordprocessingInk" xmlns:wne="http://schemas.microsoft.com/office/word/2006/wordml" xmlns:wps="http://schemas.microsoft.com/office/word/2010/wordprocessingShape" mc:Ignorable="w14 w15 w16se w16cid w16 w16cex w16sdtdh w16sdtfl w16du wp14">
+<w:hdr xmlns:wpc="http://schemas.microsoft.com/office/word/2010/wordprocessingCanvas" xmlns:cx="http://schemas.microsoft.com/office/drawing/2014/chartex" xmlns:cx1="http://schemas.microsoft.com/office/drawing/2015/9/8/chartex" xmlns:cx2="http://schemas.microsoft.com/office/drawing/2015/10/21/chartex" xmlns:cx3="http://schemas.microsoft.com/office/drawing/2016/5/9/chartex" xmlns:cx4="http://schemas.microsoft.com/office/drawing/2016/5/10/chartex" xmlns:cx5="http://schemas.microsoft.com/office/drawing/2016/5/11/chartex" xmlns:cx6="http://schemas.microsoft.com/office/drawing/2016/5/12/chartex" xmlns:cx7="http://schemas.microsoft.com/office/drawing/2016/5/13/chartex" xmlns:cx8="http://schemas.microsoft.com/office/drawing/2016/5/14/chartex" xmlns:mc="http://schemas.openxmlformats.org/markup-compatibility/2006" xmlns:aink="http://schemas.microsoft.com/office/drawing/2016/ink" xmlns:am3d="http://schemas.microsoft.com/office/drawing/2017/model3d" xmlns:o="urn:schemas-microsoft-com:office:office" xmlns:oel="http://schemas.microsoft.com/office/2019/extlst" xmlns:r="http://schemas.openxmlformats.org/officeDocument/2006/relationships" xmlns:m="http://schemas.openxmlformats.org/officeDocument/2006/math" xmlns:v="urn:schemas-microsoft-com:vml" xmlns:wp14="http://schemas.microsoft.com/office/word/2010/wordprocessingDrawing" xmlns:wp="http://schemas.openxmlformats.org/drawingml/2006/wordprocessingDrawing" xmlns:w10="urn:schemas-microsoft-com:office:word" xmlns:w="http://schemas.openxmlformats.org/wordprocessingml/2006/main" xmlns:w14="http://schemas.microsoft.com/office/word/2010/wordml" xmlns:w15="http://schemas.microsoft.com/office/word/2012/wordml" xmlns:w16cex="http://schemas.microsoft.com/office/word/2018/wordml/cex" xmlns:w16cid="http://schemas.microsoft.com/office/word/2016/wordml/cid" xmlns:w16="http://schemas.microsoft.com/office/word/2018/wordml" xmlns:w16du="http://schemas.microsoft.com/office/word/2023/wordml/word16du" xmlns:w16sdtdh="http://schemas.microsoft.com/office/word/2020/wordml/sdtdatahash" xmlns:w16sdtfl="http://schemas.microsoft.com/office/word/2024/wordml/sdtformatlock" xmlns:w16se="http://schemas.microsoft.com/office/word/2015/wordml/symex" xmlns:wpg="http://schemas.microsoft.com/office/word/2010/wordprocessingGroup" xmlns:wpi="http://schemas.microsoft.com/office/word/2010/wordprocessingInk" xmlns:wne="http://schemas.microsoft.com/office/word/2006/wordml" xmlns:wps="http://schemas.microsoft.com/office/word/2010/wordprocessingShape" mc:Ignorable="w14 w15 w16se w16cid w16 w16cex w16sdtdh w16sdtfl w16du wp14">
   <w:p>
     <w:pPr>
       <w:spacing w:after="0" w:line="259" w:lineRule="auto"/>
@@ -3141,7 +3335,7 @@
 </file>
 
 <file path=word/header3.xml><?xml version="1.0" encoding="utf-8"?>
-<w:hdr xmlns:wpc="http://schemas.microsoft.com/office/word/2010/wordprocessingCanvas" xmlns:cx="http://schemas.microsoft.com/office/drawing/2014/chartex" xmlns:cx1="http://schemas.microsoft.com/office/drawing/2015/9/8/chartex" xmlns:cx2="http://schemas.microsoft.com/office/drawing/2015/10/21/chartex" xmlns:cx3="http://schemas.microsoft.com/office/drawing/2016/5/9/chartex" xmlns:cx4="http://schemas.microsoft.com/office/drawing/2016/5/10/chartex" xmlns:cx5="http://schemas.microsoft.com/office/drawing/2016/5/11/chartex" xmlns:cx6="http://schemas.microsoft.com/office/drawing/2016/5/12/chartex" xmlns:cx7="http://schemas.microsoft.com/office/drawing/2016/5/13/chartex" xmlns:cx8="http://schemas.microsoft.com/office/drawing/2016/5/14/chartex" xmlns:mc="http://schemas.openxmlformats.org/markup-compatibility/2006" xmlns:aink="http://schemas.microsoft.com/office/drawing/2016/ink" xmlns:am3d="http://schemas.microsoft.com/office/drawing/2017/model3d" xmlns:o="urn:schemas-microsoft-com:office:office" xmlns:oel="http://schemas.microsoft.com/office/2019/extlst" xmlns:r="http://schemas.openxmlformats.org/officeDocument/2006/relationships" xmlns:m="http://schemas.openxmlformats.org/officeDocument/2006/math" xmlns:v="urn:schemas-microsoft-com:vml" xmlns:wp14="http://schemas.microsoft.com/office/word/2010/wordprocessingDrawing" xmlns:wp="http://schemas.openxmlformats.org/drawingml/2006/wordprocessingDrawing" xmlns:w10="urn:schemas-microsoft-com:office:word" xmlns:w="http://schemas.openxmlformats.org/wordprocessingml/2006/main" xmlns:w14="http://schemas.microsoft.com/office/word/2010/wordml" xmlns:w15="http://schemas.microsoft.com/office/word/2012/wordml" xmlns:w16cei="http://schemas.microsoft.com/office/word/2026/wordml/cei" xmlns:w16cex="http://schemas.microsoft.com/office/word/2018/wordml/cex" xmlns:w16cid="http://schemas.microsoft.com/office/word/2016/wordml/cid" xmlns:w16="http://schemas.microsoft.com/office/word/2018/wordml" xmlns:w16du="http://schemas.microsoft.com/office/word/2023/wordml/word16du" xmlns:w16sdtdh="http://schemas.microsoft.com/office/word/2020/wordml/sdtdatahash" xmlns:w16sdtfl="http://schemas.microsoft.com/office/word/2024/wordml/sdtformatlock" xmlns:w16se="http://schemas.microsoft.com/office/word/2015/wordml/symex" xmlns:wpg="http://schemas.microsoft.com/office/word/2010/wordprocessingGroup" xmlns:wpi="http://schemas.microsoft.com/office/word/2010/wordprocessingInk" xmlns:wne="http://schemas.microsoft.com/office/word/2006/wordml" xmlns:wps="http://schemas.microsoft.com/office/word/2010/wordprocessingShape" mc:Ignorable="w14 w15 w16se w16cid w16 w16cex w16sdtdh w16sdtfl w16du wp14">
+<w:hdr xmlns:wpc="http://schemas.microsoft.com/office/word/2010/wordprocessingCanvas" xmlns:cx="http://schemas.microsoft.com/office/drawing/2014/chartex" xmlns:cx1="http://schemas.microsoft.com/office/drawing/2015/9/8/chartex" xmlns:cx2="http://schemas.microsoft.com/office/drawing/2015/10/21/chartex" xmlns:cx3="http://schemas.microsoft.com/office/drawing/2016/5/9/chartex" xmlns:cx4="http://schemas.microsoft.com/office/drawing/2016/5/10/chartex" xmlns:cx5="http://schemas.microsoft.com/office/drawing/2016/5/11/chartex" xmlns:cx6="http://schemas.microsoft.com/office/drawing/2016/5/12/chartex" xmlns:cx7="http://schemas.microsoft.com/office/drawing/2016/5/13/chartex" xmlns:cx8="http://schemas.microsoft.com/office/drawing/2016/5/14/chartex" xmlns:mc="http://schemas.openxmlformats.org/markup-compatibility/2006" xmlns:aink="http://schemas.microsoft.com/office/drawing/2016/ink" xmlns:am3d="http://schemas.microsoft.com/office/drawing/2017/model3d" xmlns:o="urn:schemas-microsoft-com:office:office" xmlns:oel="http://schemas.microsoft.com/office/2019/extlst" xmlns:r="http://schemas.openxmlformats.org/officeDocument/2006/relationships" xmlns:m="http://schemas.openxmlformats.org/officeDocument/2006/math" xmlns:v="urn:schemas-microsoft-com:vml" xmlns:wp14="http://schemas.microsoft.com/office/word/2010/wordprocessingDrawing" xmlns:wp="http://schemas.openxmlformats.org/drawingml/2006/wordprocessingDrawing" xmlns:w10="urn:schemas-microsoft-com:office:word" xmlns:w="http://schemas.openxmlformats.org/wordprocessingml/2006/main" xmlns:w14="http://schemas.microsoft.com/office/word/2010/wordml" xmlns:w15="http://schemas.microsoft.com/office/word/2012/wordml" xmlns:w16cex="http://schemas.microsoft.com/office/word/2018/wordml/cex" xmlns:w16cid="http://schemas.microsoft.com/office/word/2016/wordml/cid" xmlns:w16="http://schemas.microsoft.com/office/word/2018/wordml" xmlns:w16du="http://schemas.microsoft.com/office/word/2023/wordml/word16du" xmlns:w16sdtdh="http://schemas.microsoft.com/office/word/2020/wordml/sdtdatahash" xmlns:w16sdtfl="http://schemas.microsoft.com/office/word/2024/wordml/sdtformatlock" xmlns:w16se="http://schemas.microsoft.com/office/word/2015/wordml/symex" xmlns:wpg="http://schemas.microsoft.com/office/word/2010/wordprocessingGroup" xmlns:wpi="http://schemas.microsoft.com/office/word/2010/wordprocessingInk" xmlns:wne="http://schemas.microsoft.com/office/word/2006/wordml" xmlns:wps="http://schemas.microsoft.com/office/word/2010/wordprocessingShape" mc:Ignorable="w14 w15 w16se w16cid w16 w16cex w16sdtdh w16sdtfl w16du wp14">
   <w:p>
     <w:pPr>
       <w:spacing w:after="0" w:line="259" w:lineRule="auto"/>
@@ -3198,7 +3392,7 @@
 </file>
 
 <file path=word/numbering.xml><?xml version="1.0" encoding="utf-8"?>
-<w:numbering xmlns:wpc="http://schemas.microsoft.com/office/word/2010/wordprocessingCanvas" xmlns:cx="http://schemas.microsoft.com/office/drawing/2014/chartex" xmlns:cx1="http://schemas.microsoft.com/office/drawing/2015/9/8/chartex" xmlns:cx2="http://schemas.microsoft.com/office/drawing/2015/10/21/chartex" xmlns:cx3="http://schemas.microsoft.com/office/drawing/2016/5/9/chartex" xmlns:cx4="http://schemas.microsoft.com/office/drawing/2016/5/10/chartex" xmlns:cx5="http://schemas.microsoft.com/office/drawing/2016/5/11/chartex" xmlns:cx6="http://schemas.microsoft.com/office/drawing/2016/5/12/chartex" xmlns:cx7="http://schemas.microsoft.com/office/drawing/2016/5/13/chartex" xmlns:cx8="http://schemas.microsoft.com/office/drawing/2016/5/14/chartex" xmlns:mc="http://schemas.openxmlformats.org/markup-compatibility/2006" xmlns:aink="http://schemas.microsoft.com/office/drawing/2016/ink" xmlns:am3d="http://schemas.microsoft.com/office/drawing/2017/model3d" xmlns:o="urn:schemas-microsoft-com:office:office" xmlns:oel="http://schemas.microsoft.com/office/2019/extlst" xmlns:r="http://schemas.openxmlformats.org/officeDocument/2006/relationships" xmlns:m="http://schemas.openxmlformats.org/officeDocument/2006/math" xmlns:v="urn:schemas-microsoft-com:vml" xmlns:wp14="http://schemas.microsoft.com/office/word/2010/wordprocessingDrawing" xmlns:wp="http://schemas.openxmlformats.org/drawingml/2006/wordprocessingDrawing" xmlns:w10="urn:schemas-microsoft-com:office:word" xmlns:w="http://schemas.openxmlformats.org/wordprocessingml/2006/main" xmlns:w14="http://schemas.microsoft.com/office/word/2010/wordml" xmlns:w15="http://schemas.microsoft.com/office/word/2012/wordml" xmlns:w16cei="http://schemas.microsoft.com/office/word/2026/wordml/cei" xmlns:w16cex="http://schemas.microsoft.com/office/word/2018/wordml/cex" xmlns:w16cid="http://schemas.microsoft.com/office/word/2016/wordml/cid" xmlns:w16="http://schemas.microsoft.com/office/word/2018/wordml" xmlns:w16du="http://schemas.microsoft.com/office/word/2023/wordml/word16du" xmlns:w16sdtdh="http://schemas.microsoft.com/office/word/2020/wordml/sdtdatahash" xmlns:w16sdtfl="http://schemas.microsoft.com/office/word/2024/wordml/sdtformatlock" xmlns:w16se="http://schemas.microsoft.com/office/word/2015/wordml/symex" xmlns:wpg="http://schemas.microsoft.com/office/word/2010/wordprocessingGroup" xmlns:wpi="http://schemas.microsoft.com/office/word/2010/wordprocessingInk" xmlns:wne="http://schemas.microsoft.com/office/word/2006/wordml" xmlns:wps="http://schemas.microsoft.com/office/word/2010/wordprocessingShape" mc:Ignorable="w14 w15 w16se w16cid w16 w16cex w16sdtdh w16sdtfl w16du wp14">
+<w:numbering xmlns:wpc="http://schemas.microsoft.com/office/word/2010/wordprocessingCanvas" xmlns:cx="http://schemas.microsoft.com/office/drawing/2014/chartex" xmlns:cx1="http://schemas.microsoft.com/office/drawing/2015/9/8/chartex" xmlns:cx2="http://schemas.microsoft.com/office/drawing/2015/10/21/chartex" xmlns:cx3="http://schemas.microsoft.com/office/drawing/2016/5/9/chartex" xmlns:cx4="http://schemas.microsoft.com/office/drawing/2016/5/10/chartex" xmlns:cx5="http://schemas.microsoft.com/office/drawing/2016/5/11/chartex" xmlns:cx6="http://schemas.microsoft.com/office/drawing/2016/5/12/chartex" xmlns:cx7="http://schemas.microsoft.com/office/drawing/2016/5/13/chartex" xmlns:cx8="http://schemas.microsoft.com/office/drawing/2016/5/14/chartex" xmlns:mc="http://schemas.openxmlformats.org/markup-compatibility/2006" xmlns:aink="http://schemas.microsoft.com/office/drawing/2016/ink" xmlns:am3d="http://schemas.microsoft.com/office/drawing/2017/model3d" xmlns:o="urn:schemas-microsoft-com:office:office" xmlns:oel="http://schemas.microsoft.com/office/2019/extlst" xmlns:r="http://schemas.openxmlformats.org/officeDocument/2006/relationships" xmlns:m="http://schemas.openxmlformats.org/officeDocument/2006/math" xmlns:v="urn:schemas-microsoft-com:vml" xmlns:wp14="http://schemas.microsoft.com/office/word/2010/wordprocessingDrawing" xmlns:wp="http://schemas.openxmlformats.org/drawingml/2006/wordprocessingDrawing" xmlns:w10="urn:schemas-microsoft-com:office:word" xmlns:w="http://schemas.openxmlformats.org/wordprocessingml/2006/main" xmlns:w14="http://schemas.microsoft.com/office/word/2010/wordml" xmlns:w15="http://schemas.microsoft.com/office/word/2012/wordml" xmlns:w16cex="http://schemas.microsoft.com/office/word/2018/wordml/cex" xmlns:w16cid="http://schemas.microsoft.com/office/word/2016/wordml/cid" xmlns:w16="http://schemas.microsoft.com/office/word/2018/wordml" xmlns:w16du="http://schemas.microsoft.com/office/word/2023/wordml/word16du" xmlns:w16sdtdh="http://schemas.microsoft.com/office/word/2020/wordml/sdtdatahash" xmlns:w16sdtfl="http://schemas.microsoft.com/office/word/2024/wordml/sdtformatlock" xmlns:w16se="http://schemas.microsoft.com/office/word/2015/wordml/symex" xmlns:wpg="http://schemas.microsoft.com/office/word/2010/wordprocessingGroup" xmlns:wpi="http://schemas.microsoft.com/office/word/2010/wordprocessingInk" xmlns:wne="http://schemas.microsoft.com/office/word/2006/wordml" xmlns:wps="http://schemas.microsoft.com/office/word/2010/wordprocessingShape" mc:Ignorable="w14 w15 w16se w16cid w16 w16cex w16sdtdh w16sdtfl w16du wp14">
   <w:abstractNum w:abstractNumId="0" w15:restartNumberingAfterBreak="0">
     <w:nsid w:val="00531572"/>
     <w:multiLevelType w:val="hybridMultilevel"/>
@@ -7508,15 +7702,6 @@
   </w:num>
   <w:num w:numId="36" w16cid:durableId="2066101214">
     <w:abstractNumId w:val="8"/>
-    <w:lvlOverride w:ilvl="0"/>
-    <w:lvlOverride w:ilvl="1"/>
-    <w:lvlOverride w:ilvl="2"/>
-    <w:lvlOverride w:ilvl="3"/>
-    <w:lvlOverride w:ilvl="4"/>
-    <w:lvlOverride w:ilvl="5"/>
-    <w:lvlOverride w:ilvl="6"/>
-    <w:lvlOverride w:ilvl="7"/>
-    <w:lvlOverride w:ilvl="8"/>
   </w:num>
   <w:num w:numId="37" w16cid:durableId="332146001">
     <w:abstractNumId w:val="12"/>
@@ -7980,6 +8165,7 @@
   <w:style w:type="character" w:default="1" w:styleId="DefaultParagraphFont">
     <w:name w:val="Default Paragraph Font"/>
     <w:uiPriority w:val="1"/>
+    <w:semiHidden/>
     <w:unhideWhenUsed/>
   </w:style>
   <w:style w:type="table" w:default="1" w:styleId="TableNormal">
